--- a/public/templates/CNBB/8.bản tường trình Mẫu số 38.docx
+++ b/public/templates/CNBB/8.bản tường trình Mẫu số 38.docx
@@ -6,8 +6,8 @@
       <w:pPr>
         <w:jc w:val="right"/>
         <w:rPr>
-          <w:sz w:val="20"/>
-          <w:szCs w:val="20"/>
+          <w:sz w:val="22"/>
+          <w:szCs w:val="22"/>
         </w:rPr>
       </w:pPr>
       <w:bookmarkStart w:id="0" w:name="chuong_pl_35"/>
@@ -15,8 +15,8 @@
         <w:rPr>
           <w:b/>
           <w:bCs/>
-          <w:sz w:val="20"/>
-          <w:szCs w:val="20"/>
+          <w:sz w:val="22"/>
+          <w:szCs w:val="22"/>
           <w:lang w:val="vi-VN"/>
         </w:rPr>
         <w:t>Mẫu số 3</w:t>
@@ -26,8 +26,8 @@
         <w:rPr>
           <w:b/>
           <w:bCs/>
-          <w:sz w:val="20"/>
-          <w:szCs w:val="20"/>
+          <w:sz w:val="22"/>
+          <w:szCs w:val="22"/>
         </w:rPr>
         <w:t>8</w:t>
       </w:r>
@@ -51,13 +51,13 @@
         <mc:AlternateContent>
           <mc:Choice Requires="wps">
             <w:drawing>
-              <wp:anchor distT="0" distB="0" distL="114300" distR="114300" simplePos="0" relativeHeight="251659264" behindDoc="0" locked="0" layoutInCell="1" allowOverlap="1" wp14:anchorId="5A108FF3" wp14:editId="279BCF3C">
+              <wp:anchor distT="0" distB="0" distL="114300" distR="114300" simplePos="0" relativeHeight="251659264" behindDoc="0" locked="0" layoutInCell="1" allowOverlap="1" wp14:anchorId="5A108FF3" wp14:editId="694E12D6">
                 <wp:simplePos x="0" y="0"/>
                 <wp:positionH relativeFrom="column">
-                  <wp:posOffset>1944052</wp:posOffset>
+                  <wp:posOffset>2138997</wp:posOffset>
                 </wp:positionH>
                 <wp:positionV relativeFrom="paragraph">
-                  <wp:posOffset>429260</wp:posOffset>
+                  <wp:posOffset>438785</wp:posOffset>
                 </wp:positionV>
                 <wp:extent cx="2238375" cy="0"/>
                 <wp:effectExtent l="0" t="0" r="0" b="0"/>
@@ -103,7 +103,7 @@
           </mc:Choice>
           <mc:Fallback>
             <w:pict>
-              <v:line w14:anchorId="76565872" id="Straight Connector 1" o:spid="_x0000_s1026" style="position:absolute;z-index:251659264;visibility:visible;mso-wrap-style:square;mso-width-percent:0;mso-wrap-distance-left:9pt;mso-wrap-distance-top:0;mso-wrap-distance-right:9pt;mso-wrap-distance-bottom:0;mso-position-horizontal:absolute;mso-position-horizontal-relative:text;mso-position-vertical:absolute;mso-position-vertical-relative:text;mso-width-percent:0;mso-width-relative:margin" from="153.05pt,33.8pt" to="329.3pt,33.8pt" o:gfxdata="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" strokecolor="black [3040]"/>
+              <v:line w14:anchorId="3C2D691C" id="Straight Connector 1" o:spid="_x0000_s1026" style="position:absolute;z-index:251659264;visibility:visible;mso-wrap-style:square;mso-width-percent:0;mso-wrap-distance-left:9pt;mso-wrap-distance-top:0;mso-wrap-distance-right:9pt;mso-wrap-distance-bottom:0;mso-position-horizontal:absolute;mso-position-horizontal-relative:text;mso-position-vertical:absolute;mso-position-vertical-relative:text;mso-width-percent:0;mso-width-relative:margin" from="168.4pt,34.55pt" to="344.65pt,34.55pt" o:gfxdata="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" strokecolor="black [3040]"/>
             </w:pict>
           </mc:Fallback>
         </mc:AlternateContent>
@@ -256,103 +256,13 @@
     </w:p>
     <w:p>
       <w:pPr>
-        <w:spacing w:before="120" w:after="120"/>
-        <w:rPr>
-          <w:sz w:val="28"/>
-          <w:szCs w:val="28"/>
+        <w:spacing w:before="120"/>
+        <w:jc w:val="center"/>
+        <w:rPr>
+          <w:b/>
+          <w:szCs w:val="32"/>
         </w:rPr>
       </w:pPr>
-      <w:r>
-        <w:rPr>
-          <w:b/>
-          <w:bCs/>
-          <w:sz w:val="28"/>
-          <w:szCs w:val="28"/>
-          <w:lang w:val="vi-VN"/>
-        </w:rPr>
-        <w:t>1</w:t>
-      </w:r>
-      <w:r>
-        <w:rPr>
-          <w:sz w:val="28"/>
-          <w:szCs w:val="28"/>
-          <w:lang w:val="vi-VN"/>
-        </w:rPr>
-        <w:t xml:space="preserve">. </w:t>
-      </w:r>
-      <w:r>
-        <w:rPr>
-          <w:sz w:val="28"/>
-          <w:szCs w:val="28"/>
-          <w:lang w:val="vi-VN"/>
-        </w:rPr>
-        <w:t>Họ và tên người bị đề nghị</w:t>
-      </w:r>
-      <w:r>
-        <w:rPr>
-          <w:sz w:val="28"/>
-          <w:szCs w:val="28"/>
-          <w:lang w:val="vi-VN"/>
-        </w:rPr>
-        <w:t xml:space="preserve"> </w:t>
-      </w:r>
-      <w:r>
-        <w:rPr>
-          <w:i/>
-          <w:iCs/>
-          <w:sz w:val="28"/>
-          <w:szCs w:val="28"/>
-          <w:lang w:val="vi-VN"/>
-        </w:rPr>
-        <w:t>(viết in hoa)</w:t>
-      </w:r>
-      <w:r>
-        <w:rPr>
-          <w:sz w:val="28"/>
-          <w:szCs w:val="28"/>
-          <w:lang w:val="vi-VN"/>
-        </w:rPr>
-        <w:t>: ………</w:t>
-      </w:r>
-      <w:r>
-        <w:rPr>
-          <w:sz w:val="28"/>
-          <w:szCs w:val="28"/>
-        </w:rPr>
-        <w:t>.....</w:t>
-      </w:r>
-      <w:r>
-        <w:rPr>
-          <w:sz w:val="28"/>
-          <w:szCs w:val="28"/>
-          <w:lang w:val="vi-VN"/>
-        </w:rPr>
-        <w:t>……</w:t>
-      </w:r>
-      <w:r>
-        <w:rPr>
-          <w:sz w:val="28"/>
-          <w:szCs w:val="28"/>
-          <w:lang w:val="vi-VN"/>
-        </w:rPr>
-        <w:t>........</w:t>
-      </w:r>
-      <w:r>
-        <w:rPr>
-          <w:sz w:val="28"/>
-          <w:szCs w:val="28"/>
-          <w:lang w:val="vi-VN"/>
-        </w:rPr>
-        <w:t>…</w:t>
-      </w:r>
-      <w:r>
-        <w:rPr>
-          <w:sz w:val="28"/>
-          <w:szCs w:val="28"/>
-          <w:lang w:val="vi-VN"/>
-        </w:rPr>
-        <w:t>..; Giới tính:………</w:t>
-      </w:r>
     </w:p>
     <w:p>
       <w:pPr>
@@ -364,34 +274,55 @@
       </w:pPr>
       <w:r>
         <w:rPr>
-          <w:sz w:val="28"/>
-          <w:szCs w:val="28"/>
-          <w:lang w:val="vi-VN"/>
-        </w:rPr>
-        <w:t xml:space="preserve">Tên gọi khác </w:t>
-      </w:r>
-      <w:r>
-        <w:rPr>
-          <w:sz w:val="28"/>
-          <w:szCs w:val="28"/>
-          <w:lang w:val="vi-VN"/>
-        </w:rPr>
-        <w:t>(nếu có): ………………………………………</w:t>
-      </w:r>
-      <w:r>
-        <w:rPr>
-          <w:sz w:val="28"/>
-          <w:szCs w:val="28"/>
-          <w:lang w:val="vi-VN"/>
-        </w:rPr>
-        <w:t>……………………</w:t>
-      </w:r>
-      <w:r>
-        <w:rPr>
-          <w:sz w:val="28"/>
-          <w:szCs w:val="28"/>
-        </w:rPr>
-        <w:t>.</w:t>
+          <w:b/>
+          <w:bCs/>
+          <w:sz w:val="28"/>
+          <w:szCs w:val="28"/>
+          <w:lang w:val="vi-VN"/>
+        </w:rPr>
+        <w:t>1</w:t>
+      </w:r>
+      <w:r>
+        <w:rPr>
+          <w:sz w:val="28"/>
+          <w:szCs w:val="28"/>
+          <w:lang w:val="vi-VN"/>
+        </w:rPr>
+        <w:t xml:space="preserve">. </w:t>
+      </w:r>
+      <w:r>
+        <w:rPr>
+          <w:sz w:val="28"/>
+          <w:szCs w:val="28"/>
+          <w:lang w:val="vi-VN"/>
+        </w:rPr>
+        <w:t>Họ và tên người bị đề nghị</w:t>
+      </w:r>
+      <w:r>
+        <w:rPr>
+          <w:sz w:val="28"/>
+          <w:szCs w:val="28"/>
+          <w:lang w:val="vi-VN"/>
+        </w:rPr>
+        <w:t xml:space="preserve"> </w:t>
+      </w:r>
+      <w:r>
+        <w:rPr>
+          <w:i/>
+          <w:iCs/>
+          <w:sz w:val="28"/>
+          <w:szCs w:val="28"/>
+          <w:lang w:val="vi-VN"/>
+        </w:rPr>
+        <w:t>(viết in hoa)</w:t>
+      </w:r>
+      <w:r>
+        <w:rPr>
+          <w:sz w:val="28"/>
+          <w:szCs w:val="28"/>
+          <w:lang w:val="vi-VN"/>
+        </w:rPr>
+        <w:t>: ………</w:t>
       </w:r>
       <w:r>
         <w:rPr>
@@ -404,16 +335,62 @@
         <w:rPr>
           <w:sz w:val="28"/>
           <w:szCs w:val="28"/>
+          <w:lang w:val="vi-VN"/>
+        </w:rPr>
+        <w:t>……</w:t>
+      </w:r>
+      <w:r>
+        <w:rPr>
+          <w:sz w:val="28"/>
+          <w:szCs w:val="28"/>
+          <w:lang w:val="vi-VN"/>
+        </w:rPr>
+        <w:t>....</w:t>
+      </w:r>
+      <w:r>
+        <w:rPr>
+          <w:sz w:val="28"/>
+          <w:szCs w:val="28"/>
+        </w:rPr>
+        <w:t>........</w:t>
+      </w:r>
+      <w:r>
+        <w:rPr>
+          <w:sz w:val="28"/>
+          <w:szCs w:val="28"/>
+          <w:lang w:val="vi-VN"/>
+        </w:rPr>
+        <w:t>....</w:t>
+      </w:r>
+      <w:r>
+        <w:rPr>
+          <w:sz w:val="28"/>
+          <w:szCs w:val="28"/>
+          <w:lang w:val="vi-VN"/>
+        </w:rPr>
+        <w:t>…</w:t>
+      </w:r>
+      <w:r>
+        <w:rPr>
+          <w:sz w:val="28"/>
+          <w:szCs w:val="28"/>
+        </w:rPr>
+        <w:t>......</w:t>
+      </w:r>
+      <w:r>
+        <w:rPr>
+          <w:sz w:val="28"/>
+          <w:szCs w:val="28"/>
+          <w:lang w:val="vi-VN"/>
+        </w:rPr>
+        <w:t>..; Giới tính:…</w:t>
+      </w:r>
+      <w:r>
+        <w:rPr>
+          <w:sz w:val="28"/>
+          <w:szCs w:val="28"/>
         </w:rPr>
         <w:t>..</w:t>
-      </w:r>
-      <w:r>
-        <w:rPr>
-          <w:sz w:val="28"/>
-          <w:szCs w:val="28"/>
-          <w:lang w:val="vi-VN"/>
-        </w:rPr>
-        <w:t>.</w:t>
       </w:r>
     </w:p>
     <w:p>
@@ -430,6 +407,83 @@
           <w:szCs w:val="28"/>
           <w:lang w:val="vi-VN"/>
         </w:rPr>
+        <w:t xml:space="preserve">Tên gọi khác </w:t>
+      </w:r>
+      <w:r>
+        <w:rPr>
+          <w:sz w:val="28"/>
+          <w:szCs w:val="28"/>
+          <w:lang w:val="vi-VN"/>
+        </w:rPr>
+        <w:t>(nếu có): …………………………………</w:t>
+      </w:r>
+      <w:r>
+        <w:rPr>
+          <w:sz w:val="28"/>
+          <w:szCs w:val="28"/>
+        </w:rPr>
+        <w:t>........</w:t>
+      </w:r>
+      <w:r>
+        <w:rPr>
+          <w:sz w:val="28"/>
+          <w:szCs w:val="28"/>
+          <w:lang w:val="vi-VN"/>
+        </w:rPr>
+        <w:t>……</w:t>
+      </w:r>
+      <w:r>
+        <w:rPr>
+          <w:sz w:val="28"/>
+          <w:szCs w:val="28"/>
+          <w:lang w:val="vi-VN"/>
+        </w:rPr>
+        <w:t>……………………</w:t>
+      </w:r>
+      <w:r>
+        <w:rPr>
+          <w:sz w:val="28"/>
+          <w:szCs w:val="28"/>
+        </w:rPr>
+        <w:t>.</w:t>
+      </w:r>
+      <w:r>
+        <w:rPr>
+          <w:sz w:val="28"/>
+          <w:szCs w:val="28"/>
+        </w:rPr>
+        <w:t>.....</w:t>
+      </w:r>
+      <w:r>
+        <w:rPr>
+          <w:sz w:val="28"/>
+          <w:szCs w:val="28"/>
+        </w:rPr>
+        <w:t>..</w:t>
+      </w:r>
+      <w:r>
+        <w:rPr>
+          <w:sz w:val="28"/>
+          <w:szCs w:val="28"/>
+          <w:lang w:val="vi-VN"/>
+        </w:rPr>
+        <w:t>.</w:t>
+      </w:r>
+    </w:p>
+    <w:p>
+      <w:pPr>
+        <w:spacing w:before="120" w:after="120"/>
+        <w:rPr>
+          <w:sz w:val="28"/>
+          <w:szCs w:val="28"/>
+        </w:rPr>
+      </w:pPr>
+      <w:r>
+        <w:rPr>
+          <w:sz w:val="28"/>
+          <w:szCs w:val="28"/>
+          <w:lang w:val="vi-VN"/>
+        </w:rPr>
         <w:t>Ngày, tháng, năm</w:t>
       </w:r>
       <w:r>
@@ -438,7 +492,22 @@
           <w:szCs w:val="28"/>
           <w:lang w:val="vi-VN"/>
         </w:rPr>
-        <w:t xml:space="preserve"> sinh: …………………………………………………</w:t>
+        <w:t xml:space="preserve"> sinh: ……………………………………</w:t>
+      </w:r>
+      <w:r>
+        <w:rPr>
+          <w:sz w:val="28"/>
+          <w:szCs w:val="28"/>
+        </w:rPr>
+        <w:t>.......</w:t>
+      </w:r>
+      <w:r>
+        <w:rPr>
+          <w:sz w:val="28"/>
+          <w:szCs w:val="28"/>
+          <w:lang w:val="vi-VN"/>
+        </w:rPr>
+        <w:t>……………</w:t>
       </w:r>
       <w:r>
         <w:rPr>
@@ -532,6 +601,13 @@
           <w:sz w:val="28"/>
           <w:szCs w:val="28"/>
         </w:rPr>
+        <w:t>........</w:t>
+      </w:r>
+      <w:r>
+        <w:rPr>
+          <w:sz w:val="28"/>
+          <w:szCs w:val="28"/>
+        </w:rPr>
         <w:t>....</w:t>
       </w:r>
     </w:p>
@@ -597,7 +673,21 @@
           <w:sz w:val="28"/>
           <w:szCs w:val="28"/>
         </w:rPr>
+        <w:t>.......</w:t>
+      </w:r>
+      <w:r>
+        <w:rPr>
+          <w:sz w:val="28"/>
+          <w:szCs w:val="28"/>
+        </w:rPr>
         <w:tab/>
+      </w:r>
+      <w:r>
+        <w:rPr>
+          <w:sz w:val="28"/>
+          <w:szCs w:val="28"/>
+        </w:rPr>
+        <w:t>........</w:t>
       </w:r>
       <w:r>
         <w:rPr>
@@ -655,6 +745,13 @@
           <w:lang w:val="vi-VN"/>
         </w:rPr>
         <w:t>…………………</w:t>
+      </w:r>
+      <w:r>
+        <w:rPr>
+          <w:sz w:val="28"/>
+          <w:szCs w:val="28"/>
+        </w:rPr>
+        <w:t>.......</w:t>
       </w:r>
       <w:r>
         <w:rPr>
@@ -709,6 +806,13 @@
           <w:sz w:val="28"/>
           <w:szCs w:val="28"/>
         </w:rPr>
+        <w:t>.......</w:t>
+      </w:r>
+      <w:r>
+        <w:rPr>
+          <w:sz w:val="28"/>
+          <w:szCs w:val="28"/>
+        </w:rPr>
         <w:t>....</w:t>
       </w:r>
     </w:p>
@@ -751,7 +855,22 @@
           <w:szCs w:val="28"/>
           <w:lang w:val="vi-VN"/>
         </w:rPr>
-        <w:t>…………………………………</w:t>
+        <w:t>………………………………</w:t>
+      </w:r>
+      <w:r>
+        <w:rPr>
+          <w:sz w:val="28"/>
+          <w:szCs w:val="28"/>
+        </w:rPr>
+        <w:t>......</w:t>
+      </w:r>
+      <w:r>
+        <w:rPr>
+          <w:sz w:val="28"/>
+          <w:szCs w:val="28"/>
+          <w:lang w:val="vi-VN"/>
+        </w:rPr>
+        <w:t>…</w:t>
       </w:r>
       <w:r>
         <w:rPr>
@@ -806,7 +925,22 @@
           <w:szCs w:val="28"/>
           <w:lang w:val="vi-VN"/>
         </w:rPr>
-        <w:t>………………………</w:t>
+        <w:t>……………………</w:t>
+      </w:r>
+      <w:r>
+        <w:rPr>
+          <w:sz w:val="28"/>
+          <w:szCs w:val="28"/>
+        </w:rPr>
+        <w:t>.......</w:t>
+      </w:r>
+      <w:r>
+        <w:rPr>
+          <w:sz w:val="28"/>
+          <w:szCs w:val="28"/>
+          <w:lang w:val="vi-VN"/>
+        </w:rPr>
+        <w:t>…</w:t>
       </w:r>
       <w:r>
         <w:rPr>
@@ -913,7 +1047,21 @@
           <w:sz w:val="28"/>
           <w:szCs w:val="28"/>
         </w:rPr>
-        <w:t>...............................</w:t>
+        <w:t>......................</w:t>
+      </w:r>
+      <w:r>
+        <w:rPr>
+          <w:sz w:val="28"/>
+          <w:szCs w:val="28"/>
+        </w:rPr>
+        <w:t>.......</w:t>
+      </w:r>
+      <w:r>
+        <w:rPr>
+          <w:sz w:val="28"/>
+          <w:szCs w:val="28"/>
+        </w:rPr>
+        <w:t>.........</w:t>
       </w:r>
       <w:r>
         <w:rPr>
@@ -962,7 +1110,22 @@
           <w:szCs w:val="28"/>
           <w:lang w:val="vi-VN"/>
         </w:rPr>
-        <w:t>(nếu có): ………………………………………</w:t>
+        <w:t>(nếu có): ……………………………………</w:t>
+      </w:r>
+      <w:r>
+        <w:rPr>
+          <w:sz w:val="28"/>
+          <w:szCs w:val="28"/>
+        </w:rPr>
+        <w:t>.......</w:t>
+      </w:r>
+      <w:r>
+        <w:rPr>
+          <w:sz w:val="28"/>
+          <w:szCs w:val="28"/>
+          <w:lang w:val="vi-VN"/>
+        </w:rPr>
+        <w:t>…</w:t>
       </w:r>
       <w:r>
         <w:rPr>
@@ -1010,7 +1173,22 @@
           <w:szCs w:val="28"/>
           <w:lang w:val="vi-VN"/>
         </w:rPr>
-        <w:t xml:space="preserve"> sinh: …………………………………………………</w:t>
+        <w:t xml:space="preserve"> sinh: ……………………………………</w:t>
+      </w:r>
+      <w:r>
+        <w:rPr>
+          <w:sz w:val="28"/>
+          <w:szCs w:val="28"/>
+        </w:rPr>
+        <w:t>.......</w:t>
+      </w:r>
+      <w:r>
+        <w:rPr>
+          <w:sz w:val="28"/>
+          <w:szCs w:val="28"/>
+          <w:lang w:val="vi-VN"/>
+        </w:rPr>
+        <w:t>……………</w:t>
       </w:r>
       <w:r>
         <w:rPr>
@@ -1076,6 +1254,13 @@
           <w:sz w:val="28"/>
           <w:szCs w:val="28"/>
         </w:rPr>
+        <w:t>.......</w:t>
+      </w:r>
+      <w:r>
+        <w:rPr>
+          <w:sz w:val="28"/>
+          <w:szCs w:val="28"/>
+        </w:rPr>
         <w:t>....</w:t>
       </w:r>
     </w:p>
@@ -1109,6 +1294,13 @@
         <w:rPr>
           <w:sz w:val="28"/>
           <w:szCs w:val="28"/>
+        </w:rPr>
+        <w:t>...............</w:t>
+      </w:r>
+      <w:r>
+        <w:rPr>
+          <w:sz w:val="28"/>
+          <w:szCs w:val="28"/>
           <w:lang w:val="vi-VN"/>
         </w:rPr>
         <w:t>……</w:t>
@@ -1141,7 +1333,27 @@
           <w:sz w:val="28"/>
           <w:szCs w:val="28"/>
         </w:rPr>
+        <w:t>...</w:t>
+      </w:r>
+      <w:r>
+        <w:rPr>
+          <w:sz w:val="28"/>
+          <w:szCs w:val="28"/>
+        </w:rPr>
         <w:tab/>
+      </w:r>
+      <w:r>
+        <w:rPr>
+          <w:sz w:val="28"/>
+          <w:szCs w:val="28"/>
+        </w:rPr>
+        <w:t>.......</w:t>
+      </w:r>
+      <w:r>
+        <w:rPr>
+          <w:sz w:val="28"/>
+          <w:szCs w:val="28"/>
+        </w:rPr>
         <w:t>....</w:t>
       </w:r>
     </w:p>
@@ -1192,7 +1404,22 @@
           <w:szCs w:val="28"/>
           <w:lang w:val="vi-VN"/>
         </w:rPr>
-        <w:t>…………………</w:t>
+        <w:t>………………</w:t>
+      </w:r>
+      <w:r>
+        <w:rPr>
+          <w:sz w:val="28"/>
+          <w:szCs w:val="28"/>
+        </w:rPr>
+        <w:t>.......</w:t>
+      </w:r>
+      <w:r>
+        <w:rPr>
+          <w:sz w:val="28"/>
+          <w:szCs w:val="28"/>
+          <w:lang w:val="vi-VN"/>
+        </w:rPr>
+        <w:t>…</w:t>
       </w:r>
       <w:r>
         <w:rPr>
@@ -1234,6 +1461,19 @@
           <w:szCs w:val="28"/>
         </w:rPr>
         <w:tab/>
+      </w:r>
+      <w:r>
+        <w:rPr>
+          <w:sz w:val="28"/>
+          <w:szCs w:val="28"/>
+        </w:rPr>
+        <w:t>........</w:t>
+      </w:r>
+      <w:r>
+        <w:rPr>
+          <w:sz w:val="28"/>
+          <w:szCs w:val="28"/>
+        </w:rPr>
         <w:t>....</w:t>
       </w:r>
     </w:p>
@@ -1255,7 +1495,22 @@
           <w:szCs w:val="28"/>
           <w:lang w:val="vi-VN"/>
         </w:rPr>
-        <w:t>Điện thoại liên lạc: ..........................................................................................................</w:t>
+        <w:t>Điện thoại liên lạc: .....................................................................................</w:t>
+      </w:r>
+      <w:r>
+        <w:rPr>
+          <w:sz w:val="28"/>
+          <w:szCs w:val="28"/>
+        </w:rPr>
+        <w:t>........</w:t>
+      </w:r>
+      <w:r>
+        <w:rPr>
+          <w:sz w:val="28"/>
+          <w:szCs w:val="28"/>
+          <w:lang w:val="vi-VN"/>
+        </w:rPr>
+        <w:t>.....................</w:t>
       </w:r>
     </w:p>
     <w:p>
@@ -1276,7 +1531,22 @@
           <w:szCs w:val="28"/>
           <w:lang w:val="vi-VN"/>
         </w:rPr>
-        <w:t xml:space="preserve">Quan hệ với người bị đề nghị: ......................................................................................... </w:t>
+        <w:t>Quan hệ với người bị đề nghị: .....................................................................</w:t>
+      </w:r>
+      <w:r>
+        <w:rPr>
+          <w:sz w:val="28"/>
+          <w:szCs w:val="28"/>
+        </w:rPr>
+        <w:t>......</w:t>
+      </w:r>
+      <w:r>
+        <w:rPr>
+          <w:sz w:val="28"/>
+          <w:szCs w:val="28"/>
+          <w:lang w:val="vi-VN"/>
+        </w:rPr>
+        <w:t xml:space="preserve">.................... </w:t>
       </w:r>
     </w:p>
     <w:p>
@@ -1388,6 +1658,30 @@
           <w:szCs w:val="28"/>
           <w:lang w:val="vi-VN"/>
         </w:rPr>
+        <w:t>………………………………</w:t>
+      </w:r>
+      <w:r>
+        <w:rPr>
+          <w:sz w:val="28"/>
+          <w:szCs w:val="28"/>
+          <w:lang w:val="vi-VN"/>
+        </w:rPr>
+        <w:lastRenderedPageBreak/>
+        <w:t>………………………………………………………</w:t>
+      </w:r>
+      <w:r>
+        <w:rPr>
+          <w:sz w:val="28"/>
+          <w:szCs w:val="28"/>
+        </w:rPr>
+        <w:t>.</w:t>
+      </w:r>
+      <w:r>
+        <w:rPr>
+          <w:sz w:val="28"/>
+          <w:szCs w:val="28"/>
+          <w:lang w:val="vi-VN"/>
+        </w:rPr>
         <w:t>………………………………………………………………………………………</w:t>
       </w:r>
       <w:r>
@@ -1418,30 +1712,6 @@
           <w:szCs w:val="28"/>
           <w:lang w:val="vi-VN"/>
         </w:rPr>
-        <w:t>………………</w:t>
-      </w:r>
-      <w:r>
-        <w:rPr>
-          <w:sz w:val="28"/>
-          <w:szCs w:val="28"/>
-          <w:lang w:val="vi-VN"/>
-        </w:rPr>
-        <w:lastRenderedPageBreak/>
-        <w:t>………………………………………………………………………</w:t>
-      </w:r>
-      <w:r>
-        <w:rPr>
-          <w:sz w:val="28"/>
-          <w:szCs w:val="28"/>
-        </w:rPr>
-        <w:t>.</w:t>
-      </w:r>
-      <w:r>
-        <w:rPr>
-          <w:sz w:val="28"/>
-          <w:szCs w:val="28"/>
-          <w:lang w:val="vi-VN"/>
-        </w:rPr>
         <w:t>………………………………………………………………………………………</w:t>
       </w:r>
       <w:r>
@@ -1502,6 +1772,21 @@
           <w:szCs w:val="28"/>
           <w:lang w:val="vi-VN"/>
         </w:rPr>
+        <w:t>………………………………………………………………………………………………………………………………………………………………………………</w:t>
+      </w:r>
+      <w:r>
+        <w:rPr>
+          <w:sz w:val="28"/>
+          <w:szCs w:val="28"/>
+        </w:rPr>
+        <w:t>.</w:t>
+      </w:r>
+      <w:r>
+        <w:rPr>
+          <w:sz w:val="28"/>
+          <w:szCs w:val="28"/>
+          <w:lang w:val="vi-VN"/>
+        </w:rPr>
         <w:t>………………………………………………………………………………………</w:t>
       </w:r>
       <w:r>
@@ -1682,36 +1967,6 @@
           <w:szCs w:val="28"/>
           <w:lang w:val="vi-VN"/>
         </w:rPr>
-        <w:t>………………………………………………………………………………………</w:t>
-      </w:r>
-      <w:r>
-        <w:rPr>
-          <w:sz w:val="28"/>
-          <w:szCs w:val="28"/>
-        </w:rPr>
-        <w:t>.</w:t>
-      </w:r>
-      <w:r>
-        <w:rPr>
-          <w:sz w:val="28"/>
-          <w:szCs w:val="28"/>
-          <w:lang w:val="vi-VN"/>
-        </w:rPr>
-        <w:t>………………………………………………………………………………………</w:t>
-      </w:r>
-      <w:r>
-        <w:rPr>
-          <w:sz w:val="28"/>
-          <w:szCs w:val="28"/>
-        </w:rPr>
-        <w:t>.</w:t>
-      </w:r>
-      <w:r>
-        <w:rPr>
-          <w:sz w:val="28"/>
-          <w:szCs w:val="28"/>
-          <w:lang w:val="vi-VN"/>
-        </w:rPr>
         <w:t>…………………………………………………………………………</w:t>
       </w:r>
       <w:r>
@@ -1727,7 +1982,7 @@
           <w:szCs w:val="28"/>
           <w:lang w:val="vi-VN"/>
         </w:rPr>
-        <w:t>…………………………………………………………………………………</w:t>
+        <w:t>……………………………</w:t>
       </w:r>
     </w:p>
     <w:p>
@@ -1880,22 +2135,7 @@
           <w:szCs w:val="28"/>
           <w:lang w:val="vi-VN"/>
         </w:rPr>
-        <w:t>…………………………………………………………………………………</w:t>
-      </w:r>
-      <w:r>
-        <w:rPr>
-          <w:sz w:val="28"/>
-          <w:szCs w:val="28"/>
-        </w:rPr>
-        <w:t>.</w:t>
-      </w:r>
-      <w:r>
-        <w:rPr>
-          <w:sz w:val="28"/>
-          <w:szCs w:val="28"/>
-          <w:lang w:val="vi-VN"/>
-        </w:rPr>
-        <w:t>…………………………</w:t>
+        <w:t>…………………………………………………</w:t>
       </w:r>
     </w:p>
     <w:p>
@@ -2023,6 +2263,36 @@
           <w:szCs w:val="28"/>
           <w:lang w:val="vi-VN"/>
         </w:rPr>
+        <w:t>………………………………………………………………………………………………</w:t>
+      </w:r>
+      <w:r>
+        <w:rPr>
+          <w:sz w:val="28"/>
+          <w:szCs w:val="28"/>
+        </w:rPr>
+        <w:t>.</w:t>
+      </w:r>
+      <w:r>
+        <w:rPr>
+          <w:sz w:val="28"/>
+          <w:szCs w:val="28"/>
+          <w:lang w:val="vi-VN"/>
+        </w:rPr>
+        <w:t>………………………………………………………………………………………………</w:t>
+      </w:r>
+      <w:r>
+        <w:rPr>
+          <w:sz w:val="28"/>
+          <w:szCs w:val="28"/>
+        </w:rPr>
+        <w:t>.</w:t>
+      </w:r>
+      <w:r>
+        <w:rPr>
+          <w:sz w:val="28"/>
+          <w:szCs w:val="28"/>
+          <w:lang w:val="vi-VN"/>
+        </w:rPr>
         <w:t>………………………………………………………………………………………</w:t>
       </w:r>
       <w:r>
@@ -2038,22 +2308,7 @@
           <w:szCs w:val="28"/>
           <w:lang w:val="vi-VN"/>
         </w:rPr>
-        <w:t>………………………………………………………………………………………</w:t>
-      </w:r>
-      <w:r>
-        <w:rPr>
-          <w:sz w:val="28"/>
-          <w:szCs w:val="28"/>
-        </w:rPr>
-        <w:t>.</w:t>
-      </w:r>
-      <w:r>
-        <w:rPr>
-          <w:sz w:val="28"/>
-          <w:szCs w:val="28"/>
-          <w:lang w:val="vi-VN"/>
-        </w:rPr>
-        <w:t>………</w:t>
+        <w:t>………………</w:t>
       </w:r>
     </w:p>
     <w:tbl>
@@ -2173,7 +2428,7 @@
     <w:p/>
     <w:sectPr>
       <w:pgSz w:w="12240" w:h="15840"/>
-      <w:pgMar w:top="567" w:right="851" w:bottom="851" w:left="1701" w:header="709" w:footer="709" w:gutter="0"/>
+      <w:pgMar w:top="709" w:right="851" w:bottom="851" w:left="1134" w:header="709" w:footer="709" w:gutter="0"/>
       <w:cols w:space="708"/>
       <w:docGrid w:linePitch="360"/>
     </w:sectPr>
